--- a/reports/XH-YJ38-LJ-025-A0-延长架-左_分析报告.docx
+++ b/reports/XH-YJ38-LJ-025-A0-延长架-左_分析报告.docx
@@ -788,7 +788,7 @@
     </w:p>
     <w:p>
       <w:r>
-        <w:t>孔总数: 12，规则孔: 8，不规则孔: 4</w:t>
+        <w:t>孔总数: 12，规则孔: 10，不规则孔: 2</w:t>
       </w:r>
     </w:p>
     <w:tbl>
@@ -799,17 +799,18 @@
         <w:tblLook w:firstColumn="1" w:firstRow="1" w:lastColumn="0" w:lastRow="0" w:noHBand="0" w:noVBand="1" w:val="04A0"/>
       </w:tblPr>
       <w:tblGrid>
-        <w:gridCol w:w="1440"/>
-        <w:gridCol w:w="1440"/>
-        <w:gridCol w:w="1440"/>
-        <w:gridCol w:w="1440"/>
-        <w:gridCol w:w="1440"/>
-        <w:gridCol w:w="1440"/>
+        <w:gridCol w:w="1234"/>
+        <w:gridCol w:w="1234"/>
+        <w:gridCol w:w="1234"/>
+        <w:gridCol w:w="1234"/>
+        <w:gridCol w:w="1234"/>
+        <w:gridCol w:w="1234"/>
+        <w:gridCol w:w="1234"/>
       </w:tblGrid>
       <w:tr>
         <w:tc>
           <w:tcPr>
-            <w:tcW w:type="dxa" w:w="1440"/>
+            <w:tcW w:type="dxa" w:w="1234"/>
           </w:tcPr>
           <w:p>
             <w:r>
@@ -819,7 +820,7 @@
         </w:tc>
         <w:tc>
           <w:tcPr>
-            <w:tcW w:type="dxa" w:w="1440"/>
+            <w:tcW w:type="dxa" w:w="1234"/>
           </w:tcPr>
           <w:p>
             <w:r>
@@ -829,7 +830,7 @@
         </w:tc>
         <w:tc>
           <w:tcPr>
-            <w:tcW w:type="dxa" w:w="1440"/>
+            <w:tcW w:type="dxa" w:w="1234"/>
           </w:tcPr>
           <w:p>
             <w:r>
@@ -839,7 +840,7 @@
         </w:tc>
         <w:tc>
           <w:tcPr>
-            <w:tcW w:type="dxa" w:w="1440"/>
+            <w:tcW w:type="dxa" w:w="1234"/>
           </w:tcPr>
           <w:p>
             <w:r>
@@ -849,21 +850,31 @@
         </w:tc>
         <w:tc>
           <w:tcPr>
-            <w:tcW w:type="dxa" w:w="1440"/>
+            <w:tcW w:type="dxa" w:w="1234"/>
           </w:tcPr>
           <w:p>
             <w:r>
-              <w:t>轴位置</w:t>
+              <w:t>槽长(mm)</w:t>
             </w:r>
           </w:p>
         </w:tc>
         <w:tc>
           <w:tcPr>
-            <w:tcW w:type="dxa" w:w="1440"/>
+            <w:tcW w:type="dxa" w:w="1234"/>
           </w:tcPr>
           <w:p>
             <w:r>
-              <w:t>轴方向</w:t>
+              <w:t>槽宽(mm)</w:t>
+            </w:r>
+          </w:p>
+        </w:tc>
+        <w:tc>
+          <w:tcPr>
+            <w:tcW w:type="dxa" w:w="1234"/>
+          </w:tcPr>
+          <w:p>
+            <w:r>
+              <w:t>轴位置/备注</w:t>
             </w:r>
           </w:p>
         </w:tc>
@@ -871,7 +882,7 @@
       <w:tr>
         <w:tc>
           <w:tcPr>
-            <w:tcW w:type="dxa" w:w="1440"/>
+            <w:tcW w:type="dxa" w:w="1234"/>
           </w:tcPr>
           <w:p>
             <w:r>
@@ -881,7 +892,7 @@
         </w:tc>
         <w:tc>
           <w:tcPr>
-            <w:tcW w:type="dxa" w:w="1440"/>
+            <w:tcW w:type="dxa" w:w="1234"/>
           </w:tcPr>
           <w:p>
             <w:r>
@@ -891,7 +902,7 @@
         </w:tc>
         <w:tc>
           <w:tcPr>
-            <w:tcW w:type="dxa" w:w="1440"/>
+            <w:tcW w:type="dxa" w:w="1234"/>
           </w:tcPr>
           <w:p>
             <w:r>
@@ -901,7 +912,7 @@
         </w:tc>
         <w:tc>
           <w:tcPr>
-            <w:tcW w:type="dxa" w:w="1440"/>
+            <w:tcW w:type="dxa" w:w="1234"/>
           </w:tcPr>
           <w:p>
             <w:r>
@@ -911,7 +922,27 @@
         </w:tc>
         <w:tc>
           <w:tcPr>
-            <w:tcW w:type="dxa" w:w="1440"/>
+            <w:tcW w:type="dxa" w:w="1234"/>
+          </w:tcPr>
+          <w:p>
+            <w:r>
+              <w:t>-</w:t>
+            </w:r>
+          </w:p>
+        </w:tc>
+        <w:tc>
+          <w:tcPr>
+            <w:tcW w:type="dxa" w:w="1234"/>
+          </w:tcPr>
+          <w:p>
+            <w:r>
+              <w:t>-</w:t>
+            </w:r>
+          </w:p>
+        </w:tc>
+        <w:tc>
+          <w:tcPr>
+            <w:tcW w:type="dxa" w:w="1234"/>
           </w:tcPr>
           <w:p>
             <w:r>
@@ -919,21 +950,11 @@
             </w:r>
           </w:p>
         </w:tc>
-        <w:tc>
-          <w:tcPr>
-            <w:tcW w:type="dxa" w:w="1440"/>
-          </w:tcPr>
-          <w:p>
-            <w:r>
-              <w:t>(-0.000, 1.000, 0.000)</w:t>
-            </w:r>
-          </w:p>
-        </w:tc>
       </w:tr>
       <w:tr>
         <w:tc>
           <w:tcPr>
-            <w:tcW w:type="dxa" w:w="1440"/>
+            <w:tcW w:type="dxa" w:w="1234"/>
           </w:tcPr>
           <w:p>
             <w:r>
@@ -943,7 +964,7 @@
         </w:tc>
         <w:tc>
           <w:tcPr>
-            <w:tcW w:type="dxa" w:w="1440"/>
+            <w:tcW w:type="dxa" w:w="1234"/>
           </w:tcPr>
           <w:p>
             <w:r>
@@ -953,41 +974,51 @@
         </w:tc>
         <w:tc>
           <w:tcPr>
-            <w:tcW w:type="dxa" w:w="1440"/>
+            <w:tcW w:type="dxa" w:w="1234"/>
           </w:tcPr>
           <w:p>
             <w:r>
-              <w:t>N/A</w:t>
+              <w:t>-</w:t>
             </w:r>
           </w:p>
         </w:tc>
         <w:tc>
           <w:tcPr>
-            <w:tcW w:type="dxa" w:w="1440"/>
+            <w:tcW w:type="dxa" w:w="1234"/>
           </w:tcPr>
           <w:p>
             <w:r>
-              <w:t>N/A</w:t>
+              <w:t>-</w:t>
             </w:r>
           </w:p>
         </w:tc>
         <w:tc>
           <w:tcPr>
-            <w:tcW w:type="dxa" w:w="1440"/>
+            <w:tcW w:type="dxa" w:w="1234"/>
           </w:tcPr>
           <w:p>
             <w:r>
-              <w:t>N/A</w:t>
+              <w:t>-</w:t>
             </w:r>
           </w:p>
         </w:tc>
         <w:tc>
           <w:tcPr>
-            <w:tcW w:type="dxa" w:w="1440"/>
+            <w:tcW w:type="dxa" w:w="1234"/>
           </w:tcPr>
           <w:p>
             <w:r>
-              <w:t>N/A</w:t>
+              <w:t>-</w:t>
+            </w:r>
+          </w:p>
+        </w:tc>
+        <w:tc>
+          <w:tcPr>
+            <w:tcW w:type="dxa" w:w="1234"/>
+          </w:tcPr>
+          <w:p>
+            <w:r>
+              <w:t>-</w:t>
             </w:r>
           </w:p>
         </w:tc>
@@ -995,7 +1026,7 @@
       <w:tr>
         <w:tc>
           <w:tcPr>
-            <w:tcW w:type="dxa" w:w="1440"/>
+            <w:tcW w:type="dxa" w:w="1234"/>
           </w:tcPr>
           <w:p>
             <w:r>
@@ -1005,7 +1036,7 @@
         </w:tc>
         <w:tc>
           <w:tcPr>
-            <w:tcW w:type="dxa" w:w="1440"/>
+            <w:tcW w:type="dxa" w:w="1234"/>
           </w:tcPr>
           <w:p>
             <w:r>
@@ -1015,7 +1046,7 @@
         </w:tc>
         <w:tc>
           <w:tcPr>
-            <w:tcW w:type="dxa" w:w="1440"/>
+            <w:tcW w:type="dxa" w:w="1234"/>
           </w:tcPr>
           <w:p>
             <w:r>
@@ -1025,7 +1056,7 @@
         </w:tc>
         <w:tc>
           <w:tcPr>
-            <w:tcW w:type="dxa" w:w="1440"/>
+            <w:tcW w:type="dxa" w:w="1234"/>
           </w:tcPr>
           <w:p>
             <w:r>
@@ -1035,7 +1066,27 @@
         </w:tc>
         <w:tc>
           <w:tcPr>
-            <w:tcW w:type="dxa" w:w="1440"/>
+            <w:tcW w:type="dxa" w:w="1234"/>
+          </w:tcPr>
+          <w:p>
+            <w:r>
+              <w:t>-</w:t>
+            </w:r>
+          </w:p>
+        </w:tc>
+        <w:tc>
+          <w:tcPr>
+            <w:tcW w:type="dxa" w:w="1234"/>
+          </w:tcPr>
+          <w:p>
+            <w:r>
+              <w:t>-</w:t>
+            </w:r>
+          </w:p>
+        </w:tc>
+        <w:tc>
+          <w:tcPr>
+            <w:tcW w:type="dxa" w:w="1234"/>
           </w:tcPr>
           <w:p>
             <w:r>
@@ -1043,21 +1094,11 @@
             </w:r>
           </w:p>
         </w:tc>
-        <w:tc>
-          <w:tcPr>
-            <w:tcW w:type="dxa" w:w="1440"/>
-          </w:tcPr>
-          <w:p>
-            <w:r>
-              <w:t>(0.000, -1.000, 0.000)</w:t>
-            </w:r>
-          </w:p>
-        </w:tc>
       </w:tr>
       <w:tr>
         <w:tc>
           <w:tcPr>
-            <w:tcW w:type="dxa" w:w="1440"/>
+            <w:tcW w:type="dxa" w:w="1234"/>
           </w:tcPr>
           <w:p>
             <w:r>
@@ -1067,7 +1108,7 @@
         </w:tc>
         <w:tc>
           <w:tcPr>
-            <w:tcW w:type="dxa" w:w="1440"/>
+            <w:tcW w:type="dxa" w:w="1234"/>
           </w:tcPr>
           <w:p>
             <w:r>
@@ -1077,7 +1118,7 @@
         </w:tc>
         <w:tc>
           <w:tcPr>
-            <w:tcW w:type="dxa" w:w="1440"/>
+            <w:tcW w:type="dxa" w:w="1234"/>
           </w:tcPr>
           <w:p>
             <w:r>
@@ -1087,7 +1128,7 @@
         </w:tc>
         <w:tc>
           <w:tcPr>
-            <w:tcW w:type="dxa" w:w="1440"/>
+            <w:tcW w:type="dxa" w:w="1234"/>
           </w:tcPr>
           <w:p>
             <w:r>
@@ -1097,7 +1138,27 @@
         </w:tc>
         <w:tc>
           <w:tcPr>
-            <w:tcW w:type="dxa" w:w="1440"/>
+            <w:tcW w:type="dxa" w:w="1234"/>
+          </w:tcPr>
+          <w:p>
+            <w:r>
+              <w:t>-</w:t>
+            </w:r>
+          </w:p>
+        </w:tc>
+        <w:tc>
+          <w:tcPr>
+            <w:tcW w:type="dxa" w:w="1234"/>
+          </w:tcPr>
+          <w:p>
+            <w:r>
+              <w:t>-</w:t>
+            </w:r>
+          </w:p>
+        </w:tc>
+        <w:tc>
+          <w:tcPr>
+            <w:tcW w:type="dxa" w:w="1234"/>
           </w:tcPr>
           <w:p>
             <w:r>
@@ -1105,21 +1166,11 @@
             </w:r>
           </w:p>
         </w:tc>
-        <w:tc>
-          <w:tcPr>
-            <w:tcW w:type="dxa" w:w="1440"/>
-          </w:tcPr>
-          <w:p>
-            <w:r>
-              <w:t>(0.000, -1.000, 0.000)</w:t>
-            </w:r>
-          </w:p>
-        </w:tc>
       </w:tr>
       <w:tr>
         <w:tc>
           <w:tcPr>
-            <w:tcW w:type="dxa" w:w="1440"/>
+            <w:tcW w:type="dxa" w:w="1234"/>
           </w:tcPr>
           <w:p>
             <w:r>
@@ -1129,7 +1180,7 @@
         </w:tc>
         <w:tc>
           <w:tcPr>
-            <w:tcW w:type="dxa" w:w="1440"/>
+            <w:tcW w:type="dxa" w:w="1234"/>
           </w:tcPr>
           <w:p>
             <w:r>
@@ -1139,7 +1190,7 @@
         </w:tc>
         <w:tc>
           <w:tcPr>
-            <w:tcW w:type="dxa" w:w="1440"/>
+            <w:tcW w:type="dxa" w:w="1234"/>
           </w:tcPr>
           <w:p>
             <w:r>
@@ -1149,7 +1200,7 @@
         </w:tc>
         <w:tc>
           <w:tcPr>
-            <w:tcW w:type="dxa" w:w="1440"/>
+            <w:tcW w:type="dxa" w:w="1234"/>
           </w:tcPr>
           <w:p>
             <w:r>
@@ -1159,7 +1210,27 @@
         </w:tc>
         <w:tc>
           <w:tcPr>
-            <w:tcW w:type="dxa" w:w="1440"/>
+            <w:tcW w:type="dxa" w:w="1234"/>
+          </w:tcPr>
+          <w:p>
+            <w:r>
+              <w:t>-</w:t>
+            </w:r>
+          </w:p>
+        </w:tc>
+        <w:tc>
+          <w:tcPr>
+            <w:tcW w:type="dxa" w:w="1234"/>
+          </w:tcPr>
+          <w:p>
+            <w:r>
+              <w:t>-</w:t>
+            </w:r>
+          </w:p>
+        </w:tc>
+        <w:tc>
+          <w:tcPr>
+            <w:tcW w:type="dxa" w:w="1234"/>
           </w:tcPr>
           <w:p>
             <w:r>
@@ -1167,21 +1238,11 @@
             </w:r>
           </w:p>
         </w:tc>
-        <w:tc>
-          <w:tcPr>
-            <w:tcW w:type="dxa" w:w="1440"/>
-          </w:tcPr>
-          <w:p>
-            <w:r>
-              <w:t>(0.000, 1.000, 0.000)</w:t>
-            </w:r>
-          </w:p>
-        </w:tc>
       </w:tr>
       <w:tr>
         <w:tc>
           <w:tcPr>
-            <w:tcW w:type="dxa" w:w="1440"/>
+            <w:tcW w:type="dxa" w:w="1234"/>
           </w:tcPr>
           <w:p>
             <w:r>
@@ -1191,7 +1252,7 @@
         </w:tc>
         <w:tc>
           <w:tcPr>
-            <w:tcW w:type="dxa" w:w="1440"/>
+            <w:tcW w:type="dxa" w:w="1234"/>
           </w:tcPr>
           <w:p>
             <w:r>
@@ -1201,41 +1262,51 @@
         </w:tc>
         <w:tc>
           <w:tcPr>
-            <w:tcW w:type="dxa" w:w="1440"/>
+            <w:tcW w:type="dxa" w:w="1234"/>
           </w:tcPr>
           <w:p>
             <w:r>
-              <w:t>N/A</w:t>
+              <w:t>-</w:t>
             </w:r>
           </w:p>
         </w:tc>
         <w:tc>
           <w:tcPr>
-            <w:tcW w:type="dxa" w:w="1440"/>
+            <w:tcW w:type="dxa" w:w="1234"/>
           </w:tcPr>
           <w:p>
             <w:r>
-              <w:t>N/A</w:t>
+              <w:t>-</w:t>
             </w:r>
           </w:p>
         </w:tc>
         <w:tc>
           <w:tcPr>
-            <w:tcW w:type="dxa" w:w="1440"/>
+            <w:tcW w:type="dxa" w:w="1234"/>
           </w:tcPr>
           <w:p>
             <w:r>
-              <w:t>N/A</w:t>
+              <w:t>-</w:t>
             </w:r>
           </w:p>
         </w:tc>
         <w:tc>
           <w:tcPr>
-            <w:tcW w:type="dxa" w:w="1440"/>
+            <w:tcW w:type="dxa" w:w="1234"/>
           </w:tcPr>
           <w:p>
             <w:r>
-              <w:t>N/A</w:t>
+              <w:t>-</w:t>
+            </w:r>
+          </w:p>
+        </w:tc>
+        <w:tc>
+          <w:tcPr>
+            <w:tcW w:type="dxa" w:w="1234"/>
+          </w:tcPr>
+          <w:p>
+            <w:r>
+              <w:t>-</w:t>
             </w:r>
           </w:p>
         </w:tc>
@@ -1243,7 +1314,7 @@
       <w:tr>
         <w:tc>
           <w:tcPr>
-            <w:tcW w:type="dxa" w:w="1440"/>
+            <w:tcW w:type="dxa" w:w="1234"/>
           </w:tcPr>
           <w:p>
             <w:r>
@@ -1253,7 +1324,7 @@
         </w:tc>
         <w:tc>
           <w:tcPr>
-            <w:tcW w:type="dxa" w:w="1440"/>
+            <w:tcW w:type="dxa" w:w="1234"/>
           </w:tcPr>
           <w:p>
             <w:r>
@@ -1263,7 +1334,7 @@
         </w:tc>
         <w:tc>
           <w:tcPr>
-            <w:tcW w:type="dxa" w:w="1440"/>
+            <w:tcW w:type="dxa" w:w="1234"/>
           </w:tcPr>
           <w:p>
             <w:r>
@@ -1273,7 +1344,7 @@
         </w:tc>
         <w:tc>
           <w:tcPr>
-            <w:tcW w:type="dxa" w:w="1440"/>
+            <w:tcW w:type="dxa" w:w="1234"/>
           </w:tcPr>
           <w:p>
             <w:r>
@@ -1283,7 +1354,27 @@
         </w:tc>
         <w:tc>
           <w:tcPr>
-            <w:tcW w:type="dxa" w:w="1440"/>
+            <w:tcW w:type="dxa" w:w="1234"/>
+          </w:tcPr>
+          <w:p>
+            <w:r>
+              <w:t>-</w:t>
+            </w:r>
+          </w:p>
+        </w:tc>
+        <w:tc>
+          <w:tcPr>
+            <w:tcW w:type="dxa" w:w="1234"/>
+          </w:tcPr>
+          <w:p>
+            <w:r>
+              <w:t>-</w:t>
+            </w:r>
+          </w:p>
+        </w:tc>
+        <w:tc>
+          <w:tcPr>
+            <w:tcW w:type="dxa" w:w="1234"/>
           </w:tcPr>
           <w:p>
             <w:r>
@@ -1291,21 +1382,11 @@
             </w:r>
           </w:p>
         </w:tc>
-        <w:tc>
-          <w:tcPr>
-            <w:tcW w:type="dxa" w:w="1440"/>
-          </w:tcPr>
-          <w:p>
-            <w:r>
-              <w:t>(-1.000, 0.000, 0.000)</w:t>
-            </w:r>
-          </w:p>
-        </w:tc>
       </w:tr>
       <w:tr>
         <w:tc>
           <w:tcPr>
-            <w:tcW w:type="dxa" w:w="1440"/>
+            <w:tcW w:type="dxa" w:w="1234"/>
           </w:tcPr>
           <w:p>
             <w:r>
@@ -1315,7 +1396,7 @@
         </w:tc>
         <w:tc>
           <w:tcPr>
-            <w:tcW w:type="dxa" w:w="1440"/>
+            <w:tcW w:type="dxa" w:w="1234"/>
           </w:tcPr>
           <w:p>
             <w:r>
@@ -1325,7 +1406,7 @@
         </w:tc>
         <w:tc>
           <w:tcPr>
-            <w:tcW w:type="dxa" w:w="1440"/>
+            <w:tcW w:type="dxa" w:w="1234"/>
           </w:tcPr>
           <w:p>
             <w:r>
@@ -1335,7 +1416,7 @@
         </w:tc>
         <w:tc>
           <w:tcPr>
-            <w:tcW w:type="dxa" w:w="1440"/>
+            <w:tcW w:type="dxa" w:w="1234"/>
           </w:tcPr>
           <w:p>
             <w:r>
@@ -1345,7 +1426,27 @@
         </w:tc>
         <w:tc>
           <w:tcPr>
-            <w:tcW w:type="dxa" w:w="1440"/>
+            <w:tcW w:type="dxa" w:w="1234"/>
+          </w:tcPr>
+          <w:p>
+            <w:r>
+              <w:t>-</w:t>
+            </w:r>
+          </w:p>
+        </w:tc>
+        <w:tc>
+          <w:tcPr>
+            <w:tcW w:type="dxa" w:w="1234"/>
+          </w:tcPr>
+          <w:p>
+            <w:r>
+              <w:t>-</w:t>
+            </w:r>
+          </w:p>
+        </w:tc>
+        <w:tc>
+          <w:tcPr>
+            <w:tcW w:type="dxa" w:w="1234"/>
           </w:tcPr>
           <w:p>
             <w:r>
@@ -1353,21 +1454,11 @@
             </w:r>
           </w:p>
         </w:tc>
-        <w:tc>
-          <w:tcPr>
-            <w:tcW w:type="dxa" w:w="1440"/>
-          </w:tcPr>
-          <w:p>
-            <w:r>
-              <w:t>(-1.000, -0.000, -0.000)</w:t>
-            </w:r>
-          </w:p>
-        </w:tc>
       </w:tr>
       <w:tr>
         <w:tc>
           <w:tcPr>
-            <w:tcW w:type="dxa" w:w="1440"/>
+            <w:tcW w:type="dxa" w:w="1234"/>
           </w:tcPr>
           <w:p>
             <w:r>
@@ -1377,51 +1468,61 @@
         </w:tc>
         <w:tc>
           <w:tcPr>
-            <w:tcW w:type="dxa" w:w="1440"/>
+            <w:tcW w:type="dxa" w:w="1234"/>
           </w:tcPr>
           <w:p>
             <w:r>
-              <w:t>不规则孔</w:t>
+              <w:t>规则孔（矩形/方形槽）</w:t>
             </w:r>
           </w:p>
         </w:tc>
         <w:tc>
           <w:tcPr>
-            <w:tcW w:type="dxa" w:w="1440"/>
+            <w:tcW w:type="dxa" w:w="1234"/>
           </w:tcPr>
           <w:p>
             <w:r>
-              <w:t>N/A</w:t>
+              <w:t>-</w:t>
             </w:r>
           </w:p>
         </w:tc>
         <w:tc>
           <w:tcPr>
-            <w:tcW w:type="dxa" w:w="1440"/>
+            <w:tcW w:type="dxa" w:w="1234"/>
           </w:tcPr>
           <w:p>
             <w:r>
-              <w:t>N/A</w:t>
+              <w:t>-</w:t>
             </w:r>
           </w:p>
         </w:tc>
         <w:tc>
           <w:tcPr>
-            <w:tcW w:type="dxa" w:w="1440"/>
+            <w:tcW w:type="dxa" w:w="1234"/>
           </w:tcPr>
           <w:p>
             <w:r>
-              <w:t>N/A</w:t>
+              <w:t>207.000</w:t>
             </w:r>
           </w:p>
         </w:tc>
         <w:tc>
           <w:tcPr>
-            <w:tcW w:type="dxa" w:w="1440"/>
+            <w:tcW w:type="dxa" w:w="1234"/>
           </w:tcPr>
           <w:p>
             <w:r>
-              <w:t>N/A</w:t>
+              <w:t>38.000</w:t>
+            </w:r>
+          </w:p>
+        </w:tc>
+        <w:tc>
+          <w:tcPr>
+            <w:tcW w:type="dxa" w:w="1234"/>
+          </w:tcPr>
+          <w:p>
+            <w:r>
+              <w:t>-</w:t>
             </w:r>
           </w:p>
         </w:tc>
@@ -1429,7 +1530,7 @@
       <w:tr>
         <w:tc>
           <w:tcPr>
-            <w:tcW w:type="dxa" w:w="1440"/>
+            <w:tcW w:type="dxa" w:w="1234"/>
           </w:tcPr>
           <w:p>
             <w:r>
@@ -1439,51 +1540,61 @@
         </w:tc>
         <w:tc>
           <w:tcPr>
-            <w:tcW w:type="dxa" w:w="1440"/>
+            <w:tcW w:type="dxa" w:w="1234"/>
           </w:tcPr>
           <w:p>
             <w:r>
-              <w:t>不规则孔</w:t>
+              <w:t>规则孔（矩形/方形槽）</w:t>
             </w:r>
           </w:p>
         </w:tc>
         <w:tc>
           <w:tcPr>
-            <w:tcW w:type="dxa" w:w="1440"/>
+            <w:tcW w:type="dxa" w:w="1234"/>
           </w:tcPr>
           <w:p>
             <w:r>
-              <w:t>N/A</w:t>
+              <w:t>-</w:t>
             </w:r>
           </w:p>
         </w:tc>
         <w:tc>
           <w:tcPr>
-            <w:tcW w:type="dxa" w:w="1440"/>
+            <w:tcW w:type="dxa" w:w="1234"/>
           </w:tcPr>
           <w:p>
             <w:r>
-              <w:t>N/A</w:t>
+              <w:t>-</w:t>
             </w:r>
           </w:p>
         </w:tc>
         <w:tc>
           <w:tcPr>
-            <w:tcW w:type="dxa" w:w="1440"/>
+            <w:tcW w:type="dxa" w:w="1234"/>
           </w:tcPr>
           <w:p>
             <w:r>
-              <w:t>N/A</w:t>
+              <w:t>207.000</w:t>
             </w:r>
           </w:p>
         </w:tc>
         <w:tc>
           <w:tcPr>
-            <w:tcW w:type="dxa" w:w="1440"/>
+            <w:tcW w:type="dxa" w:w="1234"/>
           </w:tcPr>
           <w:p>
             <w:r>
-              <w:t>N/A</w:t>
+              <w:t>38.000</w:t>
+            </w:r>
+          </w:p>
+        </w:tc>
+        <w:tc>
+          <w:tcPr>
+            <w:tcW w:type="dxa" w:w="1234"/>
+          </w:tcPr>
+          <w:p>
+            <w:r>
+              <w:t>-</w:t>
             </w:r>
           </w:p>
         </w:tc>
@@ -1491,7 +1602,7 @@
       <w:tr>
         <w:tc>
           <w:tcPr>
-            <w:tcW w:type="dxa" w:w="1440"/>
+            <w:tcW w:type="dxa" w:w="1234"/>
           </w:tcPr>
           <w:p>
             <w:r>
@@ -1501,7 +1612,7 @@
         </w:tc>
         <w:tc>
           <w:tcPr>
-            <w:tcW w:type="dxa" w:w="1440"/>
+            <w:tcW w:type="dxa" w:w="1234"/>
           </w:tcPr>
           <w:p>
             <w:r>
@@ -1511,7 +1622,7 @@
         </w:tc>
         <w:tc>
           <w:tcPr>
-            <w:tcW w:type="dxa" w:w="1440"/>
+            <w:tcW w:type="dxa" w:w="1234"/>
           </w:tcPr>
           <w:p>
             <w:r>
@@ -1521,7 +1632,7 @@
         </w:tc>
         <w:tc>
           <w:tcPr>
-            <w:tcW w:type="dxa" w:w="1440"/>
+            <w:tcW w:type="dxa" w:w="1234"/>
           </w:tcPr>
           <w:p>
             <w:r>
@@ -1531,7 +1642,27 @@
         </w:tc>
         <w:tc>
           <w:tcPr>
-            <w:tcW w:type="dxa" w:w="1440"/>
+            <w:tcW w:type="dxa" w:w="1234"/>
+          </w:tcPr>
+          <w:p>
+            <w:r>
+              <w:t>-</w:t>
+            </w:r>
+          </w:p>
+        </w:tc>
+        <w:tc>
+          <w:tcPr>
+            <w:tcW w:type="dxa" w:w="1234"/>
+          </w:tcPr>
+          <w:p>
+            <w:r>
+              <w:t>-</w:t>
+            </w:r>
+          </w:p>
+        </w:tc>
+        <w:tc>
+          <w:tcPr>
+            <w:tcW w:type="dxa" w:w="1234"/>
           </w:tcPr>
           <w:p>
             <w:r>
@@ -1539,21 +1670,11 @@
             </w:r>
           </w:p>
         </w:tc>
-        <w:tc>
-          <w:tcPr>
-            <w:tcW w:type="dxa" w:w="1440"/>
-          </w:tcPr>
-          <w:p>
-            <w:r>
-              <w:t>(0.000, -1.000, 0.000)</w:t>
-            </w:r>
-          </w:p>
-        </w:tc>
       </w:tr>
       <w:tr>
         <w:tc>
           <w:tcPr>
-            <w:tcW w:type="dxa" w:w="1440"/>
+            <w:tcW w:type="dxa" w:w="1234"/>
           </w:tcPr>
           <w:p>
             <w:r>
@@ -1563,7 +1684,7 @@
         </w:tc>
         <w:tc>
           <w:tcPr>
-            <w:tcW w:type="dxa" w:w="1440"/>
+            <w:tcW w:type="dxa" w:w="1234"/>
           </w:tcPr>
           <w:p>
             <w:r>
@@ -1573,7 +1694,7 @@
         </w:tc>
         <w:tc>
           <w:tcPr>
-            <w:tcW w:type="dxa" w:w="1440"/>
+            <w:tcW w:type="dxa" w:w="1234"/>
           </w:tcPr>
           <w:p>
             <w:r>
@@ -1583,7 +1704,7 @@
         </w:tc>
         <w:tc>
           <w:tcPr>
-            <w:tcW w:type="dxa" w:w="1440"/>
+            <w:tcW w:type="dxa" w:w="1234"/>
           </w:tcPr>
           <w:p>
             <w:r>
@@ -1593,21 +1714,31 @@
         </w:tc>
         <w:tc>
           <w:tcPr>
-            <w:tcW w:type="dxa" w:w="1440"/>
+            <w:tcW w:type="dxa" w:w="1234"/>
           </w:tcPr>
           <w:p>
             <w:r>
-              <w:t>(1602.000, -1397.000, 1106.291)</w:t>
+              <w:t>-</w:t>
             </w:r>
           </w:p>
         </w:tc>
         <w:tc>
           <w:tcPr>
-            <w:tcW w:type="dxa" w:w="1440"/>
+            <w:tcW w:type="dxa" w:w="1234"/>
           </w:tcPr>
           <w:p>
             <w:r>
-              <w:t>(0.000, -1.000, 0.000)</w:t>
+              <w:t>-</w:t>
+            </w:r>
+          </w:p>
+        </w:tc>
+        <w:tc>
+          <w:tcPr>
+            <w:tcW w:type="dxa" w:w="1234"/>
+          </w:tcPr>
+          <w:p>
+            <w:r>
+              <w:t>(1602.000, -1397.000, 1106.291)</w:t>
             </w:r>
           </w:p>
         </w:tc>
